--- a/Data Access Instructions.docx
+++ b/Data Access Instructions.docx
@@ -127,13 +127,7 @@
         </w:r>
       </w:hyperlink>
       <w:r>
-        <w:t xml:space="preserve"> </w:t>
-      </w:r>
-      <w:r>
-        <w:t>with HRS registration</w:t>
-      </w:r>
-      <w:r>
-        <w:t xml:space="preserve"> </w:t>
+        <w:t xml:space="preserve"> with HRS registration </w:t>
       </w:r>
     </w:p>
     <w:p>
@@ -208,19 +202,7 @@
         <w:spacing w:after="0" w:line="240" w:lineRule="auto"/>
       </w:pPr>
       <w:r>
-        <w:t xml:space="preserve">Analyses used the 2022 Version 1 file. </w:t>
-      </w:r>
-      <w:r>
-        <w:t>HRS</w:t>
-      </w:r>
-      <w:r>
-        <w:t xml:space="preserve"> updates and replaces prior files, so slight deviations in Ns can arise with updates</w:t>
-      </w:r>
-      <w:r>
-        <w:t>, but these should not impact analyses</w:t>
-      </w:r>
-      <w:r>
-        <w:t xml:space="preserve">. </w:t>
+        <w:t xml:space="preserve">Analyses used the 2022 Version 1 file. HRS updates and replaces prior files, so slight deviations in Ns can arise with updates, but these should not impact analyses. </w:t>
       </w:r>
     </w:p>
     <w:p>
@@ -255,10 +237,7 @@
         <w:spacing w:after="0" w:line="240" w:lineRule="auto"/>
       </w:pPr>
       <w:r>
-        <w:t>Available from</w:t>
-      </w:r>
-      <w:r>
-        <w:t>:</w:t>
+        <w:t>Available from:</w:t>
       </w:r>
       <w:r>
         <w:rPr>
@@ -286,10 +265,7 @@
         <w:spacing w:after="0" w:line="240" w:lineRule="auto"/>
       </w:pPr>
       <w:r>
-        <w:t>C</w:t>
-      </w:r>
-      <w:r>
-        <w:t>lick the link in the description at the top “Sensitive Health Data Order Form”</w:t>
+        <w:t>Click the link in the description at the top “Sensitive Health Data Order Form”</w:t>
       </w:r>
     </w:p>
     <w:p>
@@ -302,10 +278,7 @@
         <w:spacing w:after="0" w:line="240" w:lineRule="auto"/>
       </w:pPr>
       <w:r>
-        <w:t>D</w:t>
-      </w:r>
-      <w:r>
-        <w:t>ownload, complete and sign the “Sensitive Data Access Use Agreement"</w:t>
+        <w:t>Download, complete and sign the “Sensitive Data Access Use Agreement"</w:t>
       </w:r>
     </w:p>
     <w:p>
@@ -318,10 +291,7 @@
         <w:spacing w:after="0" w:line="240" w:lineRule="auto"/>
       </w:pPr>
       <w:r>
-        <w:t>L</w:t>
-      </w:r>
-      <w:r>
-        <w:t>og in with your HRS user email and password</w:t>
+        <w:t>Log in with your HRS user email and password</w:t>
       </w:r>
     </w:p>
     <w:p>
@@ -334,10 +304,7 @@
         <w:spacing w:after="0" w:line="240" w:lineRule="auto"/>
       </w:pPr>
       <w:r>
-        <w:t xml:space="preserve">Once logged in, you’ll attach the completed and signed </w:t>
-      </w:r>
-      <w:r>
-        <w:t>DUA</w:t>
+        <w:t>Once logged in, you’ll attach the completed and signed DUA</w:t>
       </w:r>
     </w:p>
     <w:p>
@@ -350,13 +317,7 @@
         <w:spacing w:after="0" w:line="240" w:lineRule="auto"/>
       </w:pPr>
       <w:r>
-        <w:t>R</w:t>
-      </w:r>
-      <w:r>
-        <w:t>equest access to the following datasets</w:t>
-      </w:r>
-      <w:r>
-        <w:t>:</w:t>
+        <w:t>Request access to the following datasets:</w:t>
       </w:r>
     </w:p>
     <w:p>
@@ -505,41 +466,7 @@
         <w:t>A</w:t>
       </w:r>
       <w:r>
-        <w:t>vailable from study authors, please email:</w:t>
-      </w:r>
-      <w:r>
-        <w:t xml:space="preserve"> Katrina Kezios</w:t>
-      </w:r>
-      <w:r>
-        <w:t xml:space="preserve"> </w:t>
-      </w:r>
-      <w:hyperlink r:id="rId10" w:history="1">
-        <w:r>
-          <w:rPr>
-            <w:rStyle w:val="Hyperlink"/>
-          </w:rPr>
-          <w:t>klkezios@bu.edu</w:t>
-        </w:r>
-      </w:hyperlink>
-      <w:r>
-        <w:t xml:space="preserve"> </w:t>
-      </w:r>
-      <w:r>
-        <w:t>and Eleanor Hayes-Larson</w:t>
-      </w:r>
-      <w:r>
-        <w:t xml:space="preserve"> </w:t>
-      </w:r>
-      <w:hyperlink r:id="rId11" w:history="1">
-        <w:r>
-          <w:rPr>
-            <w:rStyle w:val="Hyperlink"/>
-          </w:rPr>
-          <w:t>hayeslar@usc.edu</w:t>
-        </w:r>
-      </w:hyperlink>
-      <w:r>
-        <w:t>)</w:t>
+        <w:t>vailable from study authors, please email</w:t>
       </w:r>
     </w:p>
     <w:p>
